--- a/Unit 5 - Audio/1-Get Started With Audio.docx
+++ b/Unit 5 - Audio/1-Get Started With Audio.docx
@@ -1,6 +1,6 @@
 
 <file path=word/document.xml><?xml version="1.0" encoding="utf-8"?>
-<w:document xmlns:wpc="http://schemas.microsoft.com/office/word/2010/wordprocessingCanvas" xmlns:cx="http://schemas.microsoft.com/office/drawing/2014/chartex" xmlns:cx1="http://schemas.microsoft.com/office/drawing/2015/9/8/chartex" xmlns:cx2="http://schemas.microsoft.com/office/drawing/2015/10/21/chartex" xmlns:cx3="http://schemas.microsoft.com/office/drawing/2016/5/9/chartex" xmlns:cx4="http://schemas.microsoft.com/office/drawing/2016/5/10/chartex" xmlns:cx5="http://schemas.microsoft.com/office/drawing/2016/5/11/chartex" xmlns:cx6="http://schemas.microsoft.com/office/drawing/2016/5/12/chartex" xmlns:cx7="http://schemas.microsoft.com/office/drawing/2016/5/13/chartex" xmlns:cx8="http://schemas.microsoft.com/office/drawing/2016/5/14/chartex" xmlns:mc="http://schemas.openxmlformats.org/markup-compatibility/2006" xmlns:aink="http://schemas.microsoft.com/office/drawing/2016/ink" xmlns:am3d="http://schemas.microsoft.com/office/drawing/2017/model3d" xmlns:o="urn:schemas-microsoft-com:office:office" xmlns:oel="http://schemas.microsoft.com/office/2019/extlst" xmlns:r="http://schemas.openxmlformats.org/officeDocument/2006/relationships" xmlns:m="http://schemas.openxmlformats.org/officeDocument/2006/math" xmlns:v="urn:schemas-microsoft-com:vml" xmlns:wp14="http://schemas.microsoft.com/office/word/2010/wordprocessingDrawing" xmlns:wp="http://schemas.openxmlformats.org/drawingml/2006/wordprocessingDrawing" xmlns:w10="urn:schemas-microsoft-com:office:word" xmlns:w="http://schemas.openxmlformats.org/wordprocessingml/2006/main" xmlns:w14="http://schemas.microsoft.com/office/word/2010/wordml" xmlns:w15="http://schemas.microsoft.com/office/word/2012/wordml" xmlns:w16cei="http://schemas.microsoft.com/office/word/2026/wordml/cei" xmlns:w16cex="http://schemas.microsoft.com/office/word/2018/wordml/cex" xmlns:w16cid="http://schemas.microsoft.com/office/word/2016/wordml/cid" xmlns:w16="http://schemas.microsoft.com/office/word/2018/wordml" xmlns:w16du="http://schemas.microsoft.com/office/word/2023/wordml/word16du" xmlns:w16sdtdh="http://schemas.microsoft.com/office/word/2020/wordml/sdtdatahash" xmlns:w16sdtfl="http://schemas.microsoft.com/office/word/2024/wordml/sdtformatlock" xmlns:w16se="http://schemas.microsoft.com/office/word/2015/wordml/symex" xmlns:wpg="http://schemas.microsoft.com/office/word/2010/wordprocessingGroup" xmlns:wpi="http://schemas.microsoft.com/office/word/2010/wordprocessingInk" xmlns:wne="http://schemas.microsoft.com/office/word/2006/wordml" xmlns:wps="http://schemas.microsoft.com/office/word/2010/wordprocessingShape" mc:Ignorable="w14 w15 w16se w16cid w16 w16cex w16sdtdh w16sdtfl w16du wp14">
+<w:document xmlns:wpc="http://schemas.microsoft.com/office/word/2010/wordprocessingCanvas" xmlns:cx="http://schemas.microsoft.com/office/drawing/2014/chartex" xmlns:cx1="http://schemas.microsoft.com/office/drawing/2015/9/8/chartex" xmlns:cx2="http://schemas.microsoft.com/office/drawing/2015/10/21/chartex" xmlns:cx3="http://schemas.microsoft.com/office/drawing/2016/5/9/chartex" xmlns:cx4="http://schemas.microsoft.com/office/drawing/2016/5/10/chartex" xmlns:cx5="http://schemas.microsoft.com/office/drawing/2016/5/11/chartex" xmlns:cx6="http://schemas.microsoft.com/office/drawing/2016/5/12/chartex" xmlns:cx7="http://schemas.microsoft.com/office/drawing/2016/5/13/chartex" xmlns:cx8="http://schemas.microsoft.com/office/drawing/2016/5/14/chartex" xmlns:mc="http://schemas.openxmlformats.org/markup-compatibility/2006" xmlns:m="http://schemas.openxmlformats.org/officeDocument/2006/math" xmlns:aink="http://schemas.microsoft.com/office/drawing/2016/ink" xmlns:am3d="http://schemas.microsoft.com/office/drawing/2017/model3d" xmlns:oel="http://schemas.microsoft.com/office/2019/extlst" xmlns:r="http://schemas.openxmlformats.org/officeDocument/2006/relationships" xmlns:wp14="http://schemas.microsoft.com/office/word/2010/wordprocessingDrawing" xmlns:wp="http://schemas.openxmlformats.org/drawingml/2006/wordprocessingDrawing" xmlns:wpg="http://schemas.microsoft.com/office/word/2010/wordprocessingGroup" xmlns:wpi="http://schemas.microsoft.com/office/word/2010/wordprocessingInk" xmlns:wps="http://schemas.microsoft.com/office/word/2010/wordprocessingShape" xmlns:o="urn:schemas-microsoft-com:office:office" xmlns:v="urn:schemas-microsoft-com:vml" xmlns:w10="urn:schemas-microsoft-com:office:word" xmlns:w="http://schemas.openxmlformats.org/wordprocessingml/2006/main" xmlns:w14="http://schemas.microsoft.com/office/word/2010/wordml" xmlns:w15="http://schemas.microsoft.com/office/word/2012/wordml" xmlns:w16cex="http://schemas.microsoft.com/office/word/2018/wordml/cex" xmlns:w16cid="http://schemas.microsoft.com/office/word/2016/wordml/cid" xmlns:w16="http://schemas.microsoft.com/office/word/2018/wordml" xmlns:w16sdtdh="http://schemas.microsoft.com/office/word/2020/wordml/sdtdatahash" xmlns:w16sdtfl="http://schemas.microsoft.com/office/word/2024/wordml/sdtformatlock" xmlns:w16se="http://schemas.microsoft.com/office/word/2015/wordml/symex" xmlns:w16du="http://schemas.microsoft.com/office/word/2023/wordml/word16du" xmlns:wne="http://schemas.microsoft.com/office/word/2006/wordml" mc:Ignorable="w14 w15 w16se w16cid w16 w16cex w16sdtdh w16sdtfl w16du wp14">
   <w:body>
     <w:p>
       <w:pPr>
@@ -19,15 +19,6 @@
     </w:p>
     <w:p>
       <w:r>
-        <w:rPr>
-          <w:b/>
-          <w:bCs/>
-        </w:rPr>
-        <w:t>Q&amp;A (1)</w:t>
-      </w:r>
-    </w:p>
-    <w:p>
-      <w:r>
         <w:t>Audio is one of the most overlooked aspects of interactive development, but it’s also one of the first things that can disrupt a user’s immersion if done poorly, or worse, if completely forgotten about. If you’re hearing able, sounds follow your every move and are part of every environment, whether you’re aware of it or not. We take this unconscious expectation into interactive experiences and can immediately tell if something sounds right or sounds wrong.</w:t>
       </w:r>
     </w:p>
@@ -67,15 +58,6 @@
           <w:bCs/>
         </w:rPr>
         <w:t>2. Before you begin</w:t>
-      </w:r>
-    </w:p>
-    <w:p>
-      <w:r>
-        <w:rPr>
-          <w:b/>
-          <w:bCs/>
-        </w:rPr>
-        <w:t>Q&amp;A (2)</w:t>
       </w:r>
     </w:p>
     <w:p>
@@ -305,51 +287,51 @@
           <w:b/>
           <w:bCs/>
         </w:rPr>
+        <w:t>6.</w:t>
+      </w:r>
+      <w:r>
+        <w:t> In the Unity Editor’s </w:t>
+      </w:r>
+      <w:r>
+        <w:rPr>
+          <w:b/>
+          <w:bCs/>
+        </w:rPr>
+        <w:t>Project</w:t>
+      </w:r>
+      <w:r>
+        <w:t> window, locate the </w:t>
+      </w:r>
+      <w:r>
+        <w:rPr>
+          <w:b/>
+          <w:bCs/>
+        </w:rPr>
+        <w:t>Scenes</w:t>
+      </w:r>
+      <w:r>
+        <w:t> folder and then open </w:t>
+      </w:r>
+      <w:proofErr w:type="spellStart"/>
+      <w:r>
+        <w:rPr>
+          <w:b/>
+          <w:bCs/>
+        </w:rPr>
+        <w:t>Audio_Outdoor_Scene</w:t>
+      </w:r>
+      <w:proofErr w:type="spellEnd"/>
+      <w:r>
+        <w:t>.</w:t>
+      </w:r>
+    </w:p>
+    <w:p>
+      <w:r>
+        <w:rPr>
+          <w:b/>
+          <w:bCs/>
+        </w:rPr>
         <w:lastRenderedPageBreak/>
-        <w:t>6.</w:t>
-      </w:r>
-      <w:r>
-        <w:t> In the Unity Editor’s </w:t>
-      </w:r>
-      <w:r>
-        <w:rPr>
-          <w:b/>
-          <w:bCs/>
-        </w:rPr>
-        <w:t>Project</w:t>
-      </w:r>
-      <w:r>
-        <w:t> window, locate the </w:t>
-      </w:r>
-      <w:r>
-        <w:rPr>
-          <w:b/>
-          <w:bCs/>
-        </w:rPr>
-        <w:t>Scenes</w:t>
-      </w:r>
-      <w:r>
-        <w:t> folder and then open </w:t>
-      </w:r>
-      <w:proofErr w:type="spellStart"/>
-      <w:r>
-        <w:rPr>
-          <w:b/>
-          <w:bCs/>
-        </w:rPr>
-        <w:t>Audio_Outdoor_Scene</w:t>
-      </w:r>
-      <w:proofErr w:type="spellEnd"/>
-      <w:r>
-        <w:t>.</w:t>
-      </w:r>
-    </w:p>
-    <w:p>
-      <w:r>
-        <w:rPr>
-          <w:b/>
-          <w:bCs/>
-        </w:rPr>
         <w:t>7.</w:t>
       </w:r>
       <w:r>
@@ -400,6 +382,9 @@
     </w:p>
     <w:p>
       <w:r>
+        <w:rPr>
+          <w:noProof/>
+        </w:rPr>
         <w:drawing>
           <wp:inline distT="0" distB="0" distL="0" distR="0" wp14:anchorId="299DD31E" wp14:editId="7D69CAAB">
             <wp:extent cx="5943600" cy="257810"/>
@@ -484,6 +469,136 @@
         <w:t>You’re now ready to begin creating a soundscape.</w:t>
       </w:r>
     </w:p>
+    <w:p/>
+    <w:p>
+      <w:pPr>
+        <w:rPr>
+          <w:b/>
+          <w:bCs/>
+        </w:rPr>
+      </w:pPr>
+      <w:r>
+        <w:rPr>
+          <w:b/>
+          <w:bCs/>
+        </w:rPr>
+        <w:t>3. Welcome to Creative core: audio</w:t>
+      </w:r>
+    </w:p>
+    <w:p/>
+    <w:p>
+      <w:pPr>
+        <w:rPr>
+          <w:b/>
+          <w:bCs/>
+        </w:rPr>
+      </w:pPr>
+      <w:r>
+        <w:rPr>
+          <w:b/>
+          <w:bCs/>
+        </w:rPr>
+        <w:t>What is the goal of Creative core: audio?</w:t>
+      </w:r>
+    </w:p>
+    <w:p>
+      <w:r>
+        <w:t>The goal of this learning experience is to introduce you to the core tools used to create audio for interactive experiences in Unity. The skills you build in this project will help you create engaging audio soundscapes for your own projects, and they are applicable across all creative industries.</w:t>
+      </w:r>
+    </w:p>
+    <w:p>
+      <w:pPr>
+        <w:rPr>
+          <w:b/>
+          <w:bCs/>
+        </w:rPr>
+      </w:pPr>
+      <w:r>
+        <w:rPr>
+          <w:b/>
+          <w:bCs/>
+        </w:rPr>
+        <w:t>What will I do in this learning experience?</w:t>
+      </w:r>
+    </w:p>
+    <w:p>
+      <w:r>
+        <w:t xml:space="preserve">As you work your way through these </w:t>
+      </w:r>
+      <w:r>
+        <w:t>lab</w:t>
+      </w:r>
+      <w:r>
+        <w:t xml:space="preserve">s, you’ll create your first complete soundscape for an outdoor scene. You’ll learn how to assess scene audio needs and identify important sound sources. You’ll then discover how to trigger audio with events and then move on to create customized audio sources. As you continue to build up your soundscape, you’ll apply special effects to help reflect the environment visuals, before finally exploring accessibility considerations for audio. You’ll complete this project by creating your own audio soundscape from scratch for a </w:t>
+      </w:r>
+      <w:proofErr w:type="gramStart"/>
+      <w:r>
+        <w:t>brand new</w:t>
+      </w:r>
+      <w:proofErr w:type="gramEnd"/>
+      <w:r>
+        <w:t xml:space="preserve"> scene.</w:t>
+      </w:r>
+    </w:p>
+    <w:p>
+      <w:pPr>
+        <w:rPr>
+          <w:b/>
+          <w:bCs/>
+        </w:rPr>
+      </w:pPr>
+      <w:r>
+        <w:rPr>
+          <w:b/>
+          <w:bCs/>
+        </w:rPr>
+        <w:t>What will my learning outcomes be?</w:t>
+      </w:r>
+    </w:p>
+    <w:p>
+      <w:r>
+        <w:t xml:space="preserve">By the end of this learning experience, </w:t>
+      </w:r>
+      <w:proofErr w:type="gramStart"/>
+      <w:r>
+        <w:t>you‘</w:t>
+      </w:r>
+      <w:proofErr w:type="gramEnd"/>
+      <w:r>
+        <w:t xml:space="preserve">ll have worked with </w:t>
+      </w:r>
+      <w:proofErr w:type="gramStart"/>
+      <w:r>
+        <w:t>all of</w:t>
+      </w:r>
+      <w:proofErr w:type="gramEnd"/>
+      <w:r>
+        <w:t xml:space="preserve"> the major audio components in Unity and will be able to confidently create audio effects for a variety of different experiences in your own projects.</w:t>
+      </w:r>
+    </w:p>
+    <w:p>
+      <w:r>
+        <w:t xml:space="preserve">You’ll be able to apply these skills to add audio to your chosen guided project and your independent project (if </w:t>
+      </w:r>
+      <w:proofErr w:type="gramStart"/>
+      <w:r>
+        <w:t>you‘</w:t>
+      </w:r>
+      <w:proofErr w:type="gramEnd"/>
+      <w:r>
+        <w:t>re completing the </w:t>
+      </w:r>
+      <w:r>
+        <w:rPr>
+          <w:b/>
+          <w:bCs/>
+        </w:rPr>
+        <w:t>Creative core</w:t>
+      </w:r>
+      <w:r>
+        <w:t> pathway), or any other prototype real-time experience created with Unity.</w:t>
+      </w:r>
+    </w:p>
     <w:p>
       <w:r>
         <w:t>Mark step incomplete</w:t>
@@ -501,155 +616,10 @@
           <w:b/>
           <w:bCs/>
         </w:rPr>
-        <w:t>3. Welcome to Creative core: audio</w:t>
-      </w:r>
-    </w:p>
-    <w:p>
-      <w:r>
-        <w:rPr>
-          <w:b/>
-          <w:bCs/>
-        </w:rPr>
-        <w:t>Q&amp;A (0)</w:t>
-      </w:r>
-    </w:p>
-    <w:p>
-      <w:pPr>
-        <w:rPr>
-          <w:b/>
-          <w:bCs/>
-        </w:rPr>
-      </w:pPr>
-      <w:r>
-        <w:rPr>
-          <w:b/>
-          <w:bCs/>
-        </w:rPr>
-        <w:t>What is the goal of Creative core: audio?</w:t>
-      </w:r>
-    </w:p>
-    <w:p>
-      <w:r>
-        <w:t>The goal of this learning experience is to introduce you to the core tools used to create audio for interactive experiences in Unity. The skills you build in this project will help you create engaging audio soundscapes for your own projects, and they are applicable across all creative industries.</w:t>
-      </w:r>
-    </w:p>
-    <w:p>
-      <w:pPr>
-        <w:rPr>
-          <w:b/>
-          <w:bCs/>
-        </w:rPr>
-      </w:pPr>
-      <w:r>
-        <w:rPr>
-          <w:b/>
-          <w:bCs/>
-        </w:rPr>
-        <w:t>What will I do in this learning experience?</w:t>
-      </w:r>
-    </w:p>
-    <w:p>
-      <w:r>
-        <w:t xml:space="preserve">As you work your way through these tutorials, you’ll create your first complete soundscape for an outdoor scene. You’ll learn how to assess scene audio needs and identify important sound sources. You’ll then discover how to trigger audio with events and then move on to create customized audio sources. As you continue to build up your soundscape, you’ll apply special effects to help reflect the environment visuals, before finally exploring accessibility considerations for audio. You’ll complete this project by creating your own audio soundscape from scratch for a </w:t>
-      </w:r>
-      <w:proofErr w:type="gramStart"/>
-      <w:r>
-        <w:t>brand new</w:t>
-      </w:r>
-      <w:proofErr w:type="gramEnd"/>
-      <w:r>
-        <w:t xml:space="preserve"> scene.</w:t>
-      </w:r>
-    </w:p>
-    <w:p>
-      <w:pPr>
-        <w:rPr>
-          <w:b/>
-          <w:bCs/>
-        </w:rPr>
-      </w:pPr>
-      <w:r>
-        <w:rPr>
-          <w:b/>
-          <w:bCs/>
-        </w:rPr>
-        <w:t>What will my learning outcomes be?</w:t>
-      </w:r>
-    </w:p>
-    <w:p>
-      <w:r>
-        <w:t xml:space="preserve">By the end of this learning experience, </w:t>
-      </w:r>
-      <w:proofErr w:type="gramStart"/>
-      <w:r>
-        <w:t>you‘</w:t>
-      </w:r>
-      <w:proofErr w:type="gramEnd"/>
-      <w:r>
-        <w:t xml:space="preserve">ll have worked with </w:t>
-      </w:r>
-      <w:proofErr w:type="gramStart"/>
-      <w:r>
-        <w:t>all of</w:t>
-      </w:r>
-      <w:proofErr w:type="gramEnd"/>
-      <w:r>
-        <w:t xml:space="preserve"> the major audio components in Unity and will be able to confidently create audio effects for a variety of different experiences in your own projects.</w:t>
-      </w:r>
-    </w:p>
-    <w:p>
-      <w:r>
-        <w:t xml:space="preserve">You’ll be able to apply these skills to add audio to your chosen guided project and your independent project (if </w:t>
-      </w:r>
-      <w:proofErr w:type="gramStart"/>
-      <w:r>
-        <w:t>you‘</w:t>
-      </w:r>
-      <w:proofErr w:type="gramEnd"/>
-      <w:r>
-        <w:t>re completing the </w:t>
-      </w:r>
-      <w:r>
-        <w:rPr>
-          <w:b/>
-          <w:bCs/>
-        </w:rPr>
-        <w:t>Creative core</w:t>
-      </w:r>
-      <w:r>
-        <w:t> pathway), or any other prototype real-time experience created with Unity.</w:t>
-      </w:r>
-    </w:p>
-    <w:p>
-      <w:r>
-        <w:t>Mark step incomplete</w:t>
-      </w:r>
-    </w:p>
-    <w:p>
-      <w:pPr>
-        <w:rPr>
-          <w:b/>
-          <w:bCs/>
-        </w:rPr>
-      </w:pPr>
-      <w:r>
-        <w:rPr>
-          <w:b/>
-          <w:bCs/>
-        </w:rPr>
-        <w:lastRenderedPageBreak/>
         <w:t>4. What does an audio engineer do?</w:t>
       </w:r>
     </w:p>
-    <w:p>
-      <w:r>
-        <w:rPr>
-          <w:b/>
-          <w:bCs/>
-        </w:rPr>
-        <w:t>Q&amp;A (0)</w:t>
-      </w:r>
-    </w:p>
+    <w:p/>
     <w:p>
       <w:pPr>
         <w:rPr>
@@ -853,15 +823,7 @@
         <w:t>5. How does audio work in Unity?</w:t>
       </w:r>
     </w:p>
-    <w:p>
-      <w:r>
-        <w:rPr>
-          <w:b/>
-          <w:bCs/>
-        </w:rPr>
-        <w:t>Q&amp;A (0)</w:t>
-      </w:r>
-    </w:p>
+    <w:p/>
     <w:p>
       <w:r>
         <w:t>At its core, audio in Unity is all about the interaction between two components: the </w:t>
@@ -909,6 +871,9 @@
     </w:p>
     <w:p>
       <w:r>
+        <w:rPr>
+          <w:noProof/>
+        </w:rPr>
         <w:lastRenderedPageBreak/>
         <w:drawing>
           <wp:inline distT="0" distB="0" distL="0" distR="0" wp14:anchorId="26B8E6DD" wp14:editId="6084A60B">
@@ -1271,11 +1236,6 @@
       </w:r>
     </w:p>
     <w:p>
-      <w:r>
-        <w:t>Mark step incomplete</w:t>
-      </w:r>
-    </w:p>
-    <w:p>
       <w:pPr>
         <w:rPr>
           <w:b/>
@@ -1290,29 +1250,11 @@
         <w:t>6. The importance of audio in interactive experiences</w:t>
       </w:r>
     </w:p>
-    <w:p>
-      <w:r>
-        <w:rPr>
-          <w:b/>
-          <w:bCs/>
-        </w:rPr>
+    <w:p/>
+    <w:p>
+      <w:r>
         <w:lastRenderedPageBreak/>
-        <w:t>Q&amp;A (0)</w:t>
-      </w:r>
-    </w:p>
-    <w:p>
-      <w:r>
-        <w:t>Sound can change the way that we experience the world around us. This is also true for interactive experiences. Take a moment to hear why our pros believe that audio is so important:</w:t>
-      </w:r>
-    </w:p>
-    <w:p>
-      <w:r>
-        <w:t>Play Video</w:t>
-      </w:r>
-    </w:p>
-    <w:p>
-      <w:r>
-        <w:t>Mark step incomplete</w:t>
+        <w:t xml:space="preserve">Sound can change the way that we experience the world around us. This is also true for interactive experiences. </w:t>
       </w:r>
     </w:p>
     <w:p>
@@ -1328,15 +1270,6 @@
           <w:bCs/>
         </w:rPr>
         <w:t>7. Explore: What can you hear?</w:t>
-      </w:r>
-    </w:p>
-    <w:p>
-      <w:r>
-        <w:rPr>
-          <w:b/>
-          <w:bCs/>
-        </w:rPr>
-        <w:t>Q&amp;A (0)</w:t>
       </w:r>
     </w:p>
     <w:p>
@@ -1474,25 +1407,25 @@
     </w:p>
     <w:p>
       <w:r>
+        <w:t xml:space="preserve">Write out a list of everything you can hear at this </w:t>
+      </w:r>
+      <w:proofErr w:type="gramStart"/>
+      <w:r>
+        <w:t>moment, and</w:t>
+      </w:r>
+      <w:proofErr w:type="gramEnd"/>
+      <w:r>
+        <w:t xml:space="preserve"> then reflect on what you wrote. How does the list you created compare to what your initial consideration of your environment was? If you thought it was quiet, does it still seem that way now?</w:t>
+      </w:r>
+    </w:p>
+    <w:p>
+      <w:r>
+        <w:t>New audio designers often stop at surface level sounds. By digging deeper and really assessing what kind of sounds would make sense for your environments, you’ll create fuller, more realistic experiences.</w:t>
+      </w:r>
+    </w:p>
+    <w:p>
+      <w:r>
         <w:lastRenderedPageBreak/>
-        <w:t xml:space="preserve">Write out a list of everything you can hear at this </w:t>
-      </w:r>
-      <w:proofErr w:type="gramStart"/>
-      <w:r>
-        <w:t>moment, and</w:t>
-      </w:r>
-      <w:proofErr w:type="gramEnd"/>
-      <w:r>
-        <w:t xml:space="preserve"> then reflect on what you wrote. How does the list you created compare to what your initial consideration of your environment was? If you thought it was quiet, does it still seem that way now?</w:t>
-      </w:r>
-    </w:p>
-    <w:p>
-      <w:r>
-        <w:t>New audio designers often stop at surface level sounds. By digging deeper and really assessing what kind of sounds would make sense for your environments, you’ll create fuller, more realistic experiences.</w:t>
-      </w:r>
-    </w:p>
-    <w:p>
-      <w:r>
         <w:t>Not in a place where you can freely move around? Use this ambient home office audio as a point of reference to study!</w:t>
       </w:r>
     </w:p>
@@ -1508,7 +1441,7 @@
 </file>
 
 <file path=word/numbering.xml><?xml version="1.0" encoding="utf-8"?>
-<w:numbering xmlns:wpc="http://schemas.microsoft.com/office/word/2010/wordprocessingCanvas" xmlns:cx="http://schemas.microsoft.com/office/drawing/2014/chartex" xmlns:cx1="http://schemas.microsoft.com/office/drawing/2015/9/8/chartex" xmlns:cx2="http://schemas.microsoft.com/office/drawing/2015/10/21/chartex" xmlns:cx3="http://schemas.microsoft.com/office/drawing/2016/5/9/chartex" xmlns:cx4="http://schemas.microsoft.com/office/drawing/2016/5/10/chartex" xmlns:cx5="http://schemas.microsoft.com/office/drawing/2016/5/11/chartex" xmlns:cx6="http://schemas.microsoft.com/office/drawing/2016/5/12/chartex" xmlns:cx7="http://schemas.microsoft.com/office/drawing/2016/5/13/chartex" xmlns:cx8="http://schemas.microsoft.com/office/drawing/2016/5/14/chartex" xmlns:mc="http://schemas.openxmlformats.org/markup-compatibility/2006" xmlns:aink="http://schemas.microsoft.com/office/drawing/2016/ink" xmlns:am3d="http://schemas.microsoft.com/office/drawing/2017/model3d" xmlns:o="urn:schemas-microsoft-com:office:office" xmlns:oel="http://schemas.microsoft.com/office/2019/extlst" xmlns:r="http://schemas.openxmlformats.org/officeDocument/2006/relationships" xmlns:m="http://schemas.openxmlformats.org/officeDocument/2006/math" xmlns:v="urn:schemas-microsoft-com:vml" xmlns:wp14="http://schemas.microsoft.com/office/word/2010/wordprocessingDrawing" xmlns:wp="http://schemas.openxmlformats.org/drawingml/2006/wordprocessingDrawing" xmlns:w10="urn:schemas-microsoft-com:office:word" xmlns:w="http://schemas.openxmlformats.org/wordprocessingml/2006/main" xmlns:w14="http://schemas.microsoft.com/office/word/2010/wordml" xmlns:w15="http://schemas.microsoft.com/office/word/2012/wordml" xmlns:w16cei="http://schemas.microsoft.com/office/word/2026/wordml/cei" xmlns:w16cex="http://schemas.microsoft.com/office/word/2018/wordml/cex" xmlns:w16cid="http://schemas.microsoft.com/office/word/2016/wordml/cid" xmlns:w16="http://schemas.microsoft.com/office/word/2018/wordml" xmlns:w16du="http://schemas.microsoft.com/office/word/2023/wordml/word16du" xmlns:w16sdtdh="http://schemas.microsoft.com/office/word/2020/wordml/sdtdatahash" xmlns:w16sdtfl="http://schemas.microsoft.com/office/word/2024/wordml/sdtformatlock" xmlns:w16se="http://schemas.microsoft.com/office/word/2015/wordml/symex" xmlns:wpg="http://schemas.microsoft.com/office/word/2010/wordprocessingGroup" xmlns:wpi="http://schemas.microsoft.com/office/word/2010/wordprocessingInk" xmlns:wne="http://schemas.microsoft.com/office/word/2006/wordml" xmlns:wps="http://schemas.microsoft.com/office/word/2010/wordprocessingShape" mc:Ignorable="w14 w15 w16se w16cid w16 w16cex w16sdtdh w16sdtfl w16du wp14">
+<w:numbering xmlns:wpc="http://schemas.microsoft.com/office/word/2010/wordprocessingCanvas" xmlns:cx="http://schemas.microsoft.com/office/drawing/2014/chartex" xmlns:cx1="http://schemas.microsoft.com/office/drawing/2015/9/8/chartex" xmlns:cx2="http://schemas.microsoft.com/office/drawing/2015/10/21/chartex" xmlns:cx3="http://schemas.microsoft.com/office/drawing/2016/5/9/chartex" xmlns:cx4="http://schemas.microsoft.com/office/drawing/2016/5/10/chartex" xmlns:cx5="http://schemas.microsoft.com/office/drawing/2016/5/11/chartex" xmlns:cx6="http://schemas.microsoft.com/office/drawing/2016/5/12/chartex" xmlns:cx7="http://schemas.microsoft.com/office/drawing/2016/5/13/chartex" xmlns:cx8="http://schemas.microsoft.com/office/drawing/2016/5/14/chartex" xmlns:mc="http://schemas.openxmlformats.org/markup-compatibility/2006" xmlns:m="http://schemas.openxmlformats.org/officeDocument/2006/math" xmlns:aink="http://schemas.microsoft.com/office/drawing/2016/ink" xmlns:am3d="http://schemas.microsoft.com/office/drawing/2017/model3d" xmlns:oel="http://schemas.microsoft.com/office/2019/extlst" xmlns:r="http://schemas.openxmlformats.org/officeDocument/2006/relationships" xmlns:wp14="http://schemas.microsoft.com/office/word/2010/wordprocessingDrawing" xmlns:wp="http://schemas.openxmlformats.org/drawingml/2006/wordprocessingDrawing" xmlns:wpg="http://schemas.microsoft.com/office/word/2010/wordprocessingGroup" xmlns:wpi="http://schemas.microsoft.com/office/word/2010/wordprocessingInk" xmlns:wps="http://schemas.microsoft.com/office/word/2010/wordprocessingShape" xmlns:o="urn:schemas-microsoft-com:office:office" xmlns:v="urn:schemas-microsoft-com:vml" xmlns:w10="urn:schemas-microsoft-com:office:word" xmlns:w="http://schemas.openxmlformats.org/wordprocessingml/2006/main" xmlns:w14="http://schemas.microsoft.com/office/word/2010/wordml" xmlns:w15="http://schemas.microsoft.com/office/word/2012/wordml" xmlns:w16cex="http://schemas.microsoft.com/office/word/2018/wordml/cex" xmlns:w16cid="http://schemas.microsoft.com/office/word/2016/wordml/cid" xmlns:w16="http://schemas.microsoft.com/office/word/2018/wordml" xmlns:w16sdtdh="http://schemas.microsoft.com/office/word/2020/wordml/sdtdatahash" xmlns:w16sdtfl="http://schemas.microsoft.com/office/word/2024/wordml/sdtformatlock" xmlns:w16se="http://schemas.microsoft.com/office/word/2015/wordml/symex" xmlns:w16du="http://schemas.microsoft.com/office/word/2023/wordml/word16du" xmlns:wne="http://schemas.microsoft.com/office/word/2006/wordml" mc:Ignorable="w14 w15 w16se w16cid w16 w16cex w16sdtdh w16sdtfl w16du wp14">
   <w:abstractNum w:abstractNumId="0" w15:restartNumberingAfterBreak="0">
     <w:nsid w:val="328A1E0C"/>
     <w:multiLevelType w:val="multilevel"/>
@@ -1969,7 +1902,7 @@
 </file>
 
 <file path=word/styles.xml><?xml version="1.0" encoding="utf-8"?>
-<w:styles xmlns:mc="http://schemas.openxmlformats.org/markup-compatibility/2006" xmlns:r="http://schemas.openxmlformats.org/officeDocument/2006/relationships" xmlns:w="http://schemas.openxmlformats.org/wordprocessingml/2006/main" xmlns:w14="http://schemas.microsoft.com/office/word/2010/wordml" xmlns:w15="http://schemas.microsoft.com/office/word/2012/wordml" xmlns:w16cex="http://schemas.microsoft.com/office/word/2018/wordml/cex" xmlns:w16cid="http://schemas.microsoft.com/office/word/2016/wordml/cid" xmlns:w16="http://schemas.microsoft.com/office/word/2018/wordml" xmlns:w16du="http://schemas.microsoft.com/office/word/2023/wordml/word16du" xmlns:w16sdtdh="http://schemas.microsoft.com/office/word/2020/wordml/sdtdatahash" xmlns:w16sdtfl="http://schemas.microsoft.com/office/word/2024/wordml/sdtformatlock" xmlns:w16se="http://schemas.microsoft.com/office/word/2015/wordml/symex" mc:Ignorable="w14 w15 w16se w16cid w16 w16cex w16sdtdh w16sdtfl w16du">
+<w:styles xmlns:mc="http://schemas.openxmlformats.org/markup-compatibility/2006" xmlns:r="http://schemas.openxmlformats.org/officeDocument/2006/relationships" xmlns:w="http://schemas.openxmlformats.org/wordprocessingml/2006/main" xmlns:w14="http://schemas.microsoft.com/office/word/2010/wordml" xmlns:w15="http://schemas.microsoft.com/office/word/2012/wordml" xmlns:w16cex="http://schemas.microsoft.com/office/word/2018/wordml/cex" xmlns:w16cid="http://schemas.microsoft.com/office/word/2016/wordml/cid" xmlns:w16="http://schemas.microsoft.com/office/word/2018/wordml" xmlns:w16sdtdh="http://schemas.microsoft.com/office/word/2020/wordml/sdtdatahash" xmlns:w16sdtfl="http://schemas.microsoft.com/office/word/2024/wordml/sdtformatlock" xmlns:w16se="http://schemas.microsoft.com/office/word/2015/wordml/symex" xmlns:w16du="http://schemas.microsoft.com/office/word/2023/wordml/word16du" mc:Ignorable="w14 w15 w16se w16cid w16 w16cex w16sdtdh w16sdtfl w16du">
   <w:docDefaults>
     <w:rPrDefault>
       <w:rPr>
@@ -2571,6 +2504,7 @@
   <w:style w:type="character" w:default="1" w:styleId="DefaultParagraphFont">
     <w:name w:val="Default Paragraph Font"/>
     <w:uiPriority w:val="1"/>
+    <w:semiHidden/>
     <w:unhideWhenUsed/>
   </w:style>
   <w:style w:type="table" w:default="1" w:styleId="TableNormal">
